--- a/Quellen/Anhänge/Buch/Kapitel-2-3.docx
+++ b/Quellen/Anhänge/Buch/Kapitel-2-3.docx
@@ -35,7 +35,7 @@
         <w:spacing w:after="200"/>
       </w:pPr>
       <w:r>
-        <w:t xml:space="preserve">Sommer 2018. Ich war eine Art Talent in meinem Dorfverein – musste auf nichts wirklich achten, war in Topform, der Beste auf dem Platz. Der Rest war mir egal. Ich war nie der Ehrgeizigste gewesen, eher besessen vom Fußball – und genau das machte es für mich zum Selbstläufer, immer ein Stück besser zu werden, ohne dass ich groß darüber nachdenken musste. Es gab Momente, in denen mir Leute sagten, ich könnte es in einem größeren Verein versuchen. Ich hörte es, nickte, und tat trotzdem nichts damit. Im Nachhinein weiß ich, warum: Ich hatte Angst. Angst davor, einen eigenen Weg gehen zu müssen. Angst, die Menschen um mich herum dabei zu verlieren. Also blieb ich, wo ich war, obwohl ein Teil von mir wusste, dass da mehr gegangen wäre.</w:t>
+        <w:t>Sommer 2018. Ich war eine Art Talent in meinem Dorfverein – musste auf nichts wirklich achten, war in Topform, der Beste auf dem Platz. Der Rest war mir egal. Ich war nie der Ehrgeizigste gewesen, eher besessen vom Fußball – und genau das machte es für mich zum Selbstläufer, immer ein Stück besser zu werden, ohne dass ich groß darüber nachdenken musste. Es gab Momente, in denen mir Leute sagten, ich könnte es in einem größeren Verein versuchen. Ich hörte es, nickte, und tat trotzdem nichts damit. Im Nachhinein weiß ich, warum: Ich hatte Angst. Angst davor, einen eigenen Weg gehen zu müssen. Angst, die Menschen um mich herum dabei zu verlieren. Und vielleicht am meisten: Angst davor, was andere über mich denken würden, Angst davor, im Mittelpunkt zu stehen. Wenn ich ehrlich bin, begleitet mich diese Angst bis heute. Sie hat mich lange davon abgehalten, Dinge anzugehen, die mir eigentlich am Herzen lagen – mich wirklich der Selbstoptimierung zu widmen, ein eigenes Business aufzubauen, mit Content in den sozialen Medien anzufangen und nicht zuletzt dieses Buch zu schreiben. Also blieb ich, wo ich war, obwohl ein Teil von mir wusste, dass da mehr gegangen wäre.</w:t>
       </w:r>
     </w:p>
     <w:p>
@@ -67,7 +67,7 @@
         <w:spacing w:after="200"/>
       </w:pPr>
       <w:r>
-        <w:t xml:space="preserve">Als Schule, Vereinssport und der normale Alltag langsam zurückkehrten, war ich wie eine andere Person. Keine Lust auf irgendetwas. Vernachlässigt. Ohne das Selbstbewusstsein, das ich vorher hatte, und ohne die soziale Sicherheit, die früher selbstverständlich war. Am liebsten hätte ich mich einfach weiter online versteckt, beim Zocken, wo niemand mich so sah, wie ich mich fühlte. Und dann war da noch der Fußball – ausgerechnet der Fußball, den ich doch so geliebt hatte. Auf dem Platz merkte ich sofort, wie weit ich zurückgefallen war. Keine Freude mehr, nur noch das Gefühl, schlechter zu sein als früher, schlechter als andere. Ich war nicht nur enttäuscht von mir selbst – ich hatte das Gefühl, dass auch Menschen, die mir wichtig waren, wie meine Familie, enttäuscht waren. Vielleicht haben sie es nie so gesagt. Aber ich habe es so gefühlt, und das reichte.</w:t>
+        <w:t>Als Schule, Vereinssport und der normale Alltag langsam zurückkehrten, war ich wie eine andere Person. Keine Lust auf irgendetwas. Vernachlässigt. Ohne das Selbstbewusstsein, das ich vorher hatte, und ohne die soziale Sicherheit, die früher selbstverständlich war. Am liebsten hätte ich mich einfach weiter online versteckt, beim Zocken, wo niemand mich so sah, wie ich mich fühlte. Und dann war da noch der Fußball – ausgerechnet der Fußball, den ich doch so geliebt hatte. Auf dem Platz merkte ich sofort, wie weit ich zurückgefallen war. Keine Freude mehr, nur noch das Gefühl, schlechter zu sein als früher, schlechter als andere. Ich war enttäuscht – aber nicht, weil andere es von mir gewesen wären. Ich war es allein von mir selbst. Denn tief in mir brannten diese Ziele noch immer, und ich wusste genau, dass ich mir die Steine, die nun vor mir lagen, selbst in den Weg gelegt hatte – Stück für Stück, aus meiner eigenen Komfortzone heraus.</w:t>
       </w:r>
     </w:p>
     <w:p>
@@ -100,7 +100,7 @@
         <w:spacing w:after="200"/>
       </w:pPr>
       <w:r>
-        <w:t xml:space="preserve">Es waren die Kleinigkeiten, die zuerst kamen. Ein Glas Wasser, direkt nach dem Aufstehen. Eine kurze Skincare-Routine. Das Zimmer aufräumen, statt mich sofort wieder vor den Bildschirm zu setzen. Klein, fast lächerlich klein – und trotzdem hat sich jedes einzelne dieser Dinge damals wie ein kleiner Sieg angefühlt. Nach ein paar Tagen, in denen ich diese Kleinigkeiten durchgezogen hatte, wuchs etwas in mir: das Interesse, noch mehr zu tun. Ich ging laufen. Ohne Ahnung, ohne Plan, ohne irgendeine Struktur dahinter. Aber allein die Tatsache, dass ich überhaupt rausging und lief, war für mich in diesem Moment Gold wert.</w:t>
+        <w:t>Es waren die Kleinigkeiten, die zuerst kamen. Ein Glas Wasser, direkt nach dem Aufstehen. Ein paar Minuten frische Luft, noch bevor der Tag richtig begonnen hatte. Ein bisschen Bewegung am Morgen – etwas, das für mich früher völlig undenkbar gewesen wäre. Das Zimmer aufräumen, statt mich sofort wieder vor den Bildschirm zu setzen. Klein, fast lächerlich klein – und trotzdem hat sich jedes einzelne dieser Dinge damals wie ein kleiner Sieg angefühlt. Nach ein paar Tagen, in denen ich diese Kleinigkeiten durchgezogen hatte, wuchs etwas in mir: das Interesse, noch mehr zu tun. Ich ging laufen. Ohne Ahnung, ohne Plan, ohne irgendeine Struktur dahinter. Aber allein die Tatsache, dass ich überhaupt rausging und lief, war für mich in diesem Moment Gold wert.</w:t>
       </w:r>
     </w:p>
     <w:p>
@@ -124,7 +124,7 @@
         <w:spacing w:after="200"/>
       </w:pPr>
       <w:r>
-        <w:t xml:space="preserve">So baute sich alles Stück für Stück auf. Kleine Routinen, kurze Laufstrecken, eine gesündere Ernährung. Ich kümmerte mich komplett selbst darum, kochte eigenständig, stellte um – nur leider anfangs ohne das nötige Wissen, was mich mit der Zeit zu weit in eine Richtung zog. Irgendwann merkte ich: Ich hatte es übertrieben. Trotz aller Anstrengung, trotz aller Disziplin fühlte ich mich nicht wohl. Es fühlte sich an, als hätte sich nur ein zweites, anderes Loch aufgetan – nur eben in die entgegengesetzte Richtung.</w:t>
+        <w:t>So baute sich alles Stück für Stück auf. Kleine Routinen, kurze Laufstrecken, eine gesündere Ernährung. Ich kümmerte mich komplett selbst darum, kochte eigenständig, stellte um – und anfangs war das genau die richtige Richtung. Die ersten Kilos verschwanden, und es fühlte sich gut an. Doch genau daran hielt ich mich zu sehr fest. Mir fehlte das Wissen, um zu erkennen, wann es genug war, und so wurde aus dem Wunsch nach Veränderung beinahe eine Besessenheit. Ich nahm weiter ab, immer weiter, viel zu drastisch – bis aus dem, was sich anfangs so gut angefühlt hatte, eine Version meiner selbst geworden war, die genauso extrem war wie die, vor der ich davongelaufen war, nur eben in die entgegengesetzte Richtung. Trotz aller Anstrengung, trotz aller Disziplin fühlte ich mich nicht wohl. Und mit diesem Gefühl kehrten sie zurück: die Verzweiflung und die Unzufriedenheit, die ich doch eigentlich hinter mir lassen wollte.</w:t>
       </w:r>
     </w:p>
     <w:p>
@@ -164,7 +164,7 @@
         <w:spacing w:after="200"/>
       </w:pPr>
       <w:r>
-        <w:t xml:space="preserve">Diesmal übertrieb ich es nicht. Ich blieb stabil, auch wenn die Veränderung langsamer kam als beim ersten Mal, und die euphorischen Gefühle vom Anfang sich nicht mehr in derselben Intensität einstellten. Trotzdem wusste ich: Das war der richtige Weg. Ich probierte neue Dinge aus, integrierte neue Gewohnheiten in meinen Alltag, und wurde für andere Leute in meinem Umfeld zunehmend „merkwürdiger". Aber ich wusste: Das gehört dazu. Ein Teil davon, die beste Version seiner selbst zu werden, ist eben, Dinge zu tun, die von außen betrachtet ungewöhnlich wirken. Ich war in diesem Alter einfach anders – wegen allem, was ich durchgemacht hatte, machte ich mir früh Gedanken über Dinge, auf die andere in meinem Alter erst Jahre später kamen.</w:t>
+        <w:t>Diesmal übertrieb ich es nicht. Ich blieb stabil, auch wenn die Veränderung langsamer kam als beim ersten Mal, und die euphorischen Gefühle vom Anfang sich nicht mehr in derselben Intensität einstellten. Trotzdem wusste ich: Das war der richtige Weg. Ich probierte neue Dinge aus, integrierte neue Gewohnheiten in meinen Alltag, und wurde für andere Leute in meinem Umfeld zunehmend „merkwürdiger". Aber ich wusste: Das gehört dazu. Ein Teil davon, die beste Version seiner selbst zu werden, ist eben, Dinge zu tun, die von außen betrachtet ungewöhnlich wirken. Es war dieses innere Brennen, das mich antrieb – der Wunsch, mehr zu tun und etwas aus diesem geschenkten Leben zu machen. Und es führte mich wie selbstverständlich zu Dingen, mit denen sich die meisten Menschen erst sehr viel später beschäftigen, wenn überhaupt.</w:t>
       </w:r>
     </w:p>
     <w:p>
@@ -173,6 +173,14 @@
       </w:pPr>
       <w:r>
         <w:t xml:space="preserve">Eine Sache fehlte trotzdem noch. Ernährung, Routinen, Training, der mentale Ausgleich, die allgemeine Sorgfalt um die eigene Version – alles lag bereits vor mir, aber es fühlte sich noch nicht vollständig an. Also ging ich ins Gym, um dieses Fundament endlich zu vollenden. Auch dort lief anfangs nicht alles rund. Ich machte mir mehr Gedanken darüber, was andere wohl über mich denken könnten, als mich einfach auf mein eigenes Training zu konzentrieren. Im Rückblick weiß ich: Das ist wahrscheinlich völlig normal. Wichtig war nur eines – dass ich dranblieb. Und schon kurze Zeit später kamen die ersten echten Erfolgserlebnisse zurück. Mit ihnen kam die Erkenntnis, wie sehr ich das eigentlich liebe – und wie viel man in erstaunlich kurzer Zeit mit seinem Leben bewegen kann, wenn man wirklich bereit ist, es zu tun.</w:t>
+      </w:r>
+    </w:p>
+    <w:p>
+      <w:pPr>
+        <w:spacing w:after="200"/>
+      </w:pPr>
+      <w:r>
+        <w:t>Und mit der Zeit veränderte sich weit mehr als nur mein Körper. Ich baute mein erstes eigenes Business auf, verdiente zum ersten Mal mein eigenes Geld und lernte, verantwortungsvoll damit umzugehen. Aus einzelnen Gewohnheiten wurden feste Routinen, die meinen Tagen Halt gaben. Ernährung und Training waren längst kein Kampf mehr, sondern ein selbstverständlicher Teil meines Lebens. Ich begann, auf meine mentale Stärke genauso zu achten wie auf meine körperliche, mir bewusst Zeit für die Dinge zu nehmen, die wirklich zählen, und das Beste aus meinem Leben zu machen – nicht aus Zwang, sondern weil ich es wirklich wollte. Vor allem aber lernte ich etwas, das mir lange fremd gewesen war: Dankbarkeit. Für das, was ich hatte, für das, was ich mir erarbeitet hatte, und für die Menschen um mich herum. Und ich bekam eine ganz neue Sichtweise auf mein Leben.</w:t>
       </w:r>
     </w:p>
     <w:p>
